--- a/Limes Heuristica Doc.docx
+++ b/Limes Heuristica Doc.docx
@@ -11,7 +11,7 @@
           <w:b/>
           <w:bCs/>
         </w:rPr>
-        <w:t xml:space="preserve">LIMES HEURÍSTICA</w:t>
+        <w:t xml:space="preserve">LIMES HEURISTIC</w:t>
       </w:r>
     </w:p>
     <w:p>
@@ -23,7 +23,7 @@
           <w:b/>
           <w:bCs/>
         </w:rPr>
-        <w:t xml:space="preserve">Origem, Fundamento e Aplicação</w:t>
+        <w:t xml:space="preserve">Origin, Foundation, and Application</w:t>
       </w:r>
     </w:p>
     <w:p>
@@ -33,13 +33,13 @@
         </w:pict>
       </w:r>
     </w:p>
-    <w:bookmarkStart w:id="20" w:name="introdução-o-nascimento-no-atrito"/>
+    <w:bookmarkStart w:id="20" w:name="introduction-born-from-friction"/>
     <w:p>
       <w:pPr>
         <w:pStyle w:val="Heading3"/>
       </w:pPr>
       <w:r>
-        <w:t xml:space="preserve">1. Introdução: O nascimento no atrito</w:t>
+        <w:t xml:space="preserve">1. Introduction: Born from Friction</w:t>
       </w:r>
     </w:p>
     <w:p>
@@ -47,7 +47,7 @@
         <w:pStyle w:val="FirstParagraph"/>
       </w:pPr>
       <w:r>
-        <w:t xml:space="preserve">A</w:t>
+        <w:t xml:space="preserve">The</w:t>
       </w:r>
       <w:r>
         <w:t xml:space="preserve"> </w:t>
@@ -57,29 +57,13 @@
           <w:i/>
           <w:iCs/>
         </w:rPr>
-        <w:t xml:space="preserve">Limes Heurística</w:t>
-      </w:r>
-      <w:r>
-        <w:t xml:space="preserve"> </w:t>
-      </w:r>
-      <w:r>
-        <w:t xml:space="preserve">não nasceu da abstração calma, mas do atrito com o real — do confronto entre o ruído mediático e a urgência de pensar bem. Surgiu como gesto crítico perante a degradação do espaço público, quando a honestidade intelectual foi sendo substituída por</w:t>
-      </w:r>
-      <w:r>
-        <w:t xml:space="preserve"> </w:t>
-      </w:r>
-      <w:r>
-        <w:rPr>
-          <w:i/>
-          <w:iCs/>
-        </w:rPr>
-        <w:t xml:space="preserve">soundbites</w:t>
-      </w:r>
-      <w:r>
-        <w:t xml:space="preserve"> </w:t>
-      </w:r>
-      <w:r>
-        <w:t xml:space="preserve">e jogos de plateia. A fórmula, com o seu duplo somatório cruzado, é mais do que um cálculo: é uma postura. Cada termo ponderado representa uma linha de força no teatro da decisão, onde o conhecimento incompleto exige escolhas éticas e comparações equitativas. Neste modelo, pensar não é neutralidade: é um ato de resistência.</w:t>
+        <w:t xml:space="preserve">Limes Heuristic</w:t>
+      </w:r>
+      <w:r>
+        <w:t xml:space="preserve"> </w:t>
+      </w:r>
+      <w:r>
+        <w:t xml:space="preserve">was not born from calm abstraction, but from friction with reality — from the clash between media noise and the urgency of clear thinking. It emerged as a critical gesture in response to the degradation of the public sphere, where intellectual honesty was replaced by soundbites and crowd-pleasing performances. The formula, with its double-crossed summation, is more than a calculation: it is a stance. Each weighted term represents a line of force in the theater of decision-making, where incomplete knowledge demands ethical choices and fair comparisons. In this model, thinking is not neutrality: it is an act of resistance.</w:t>
       </w:r>
     </w:p>
     <w:p>
@@ -90,13 +74,13 @@
       </w:r>
     </w:p>
     <w:bookmarkEnd w:id="20"/>
-    <w:bookmarkStart w:id="21" w:name="Xcb4fb8ddf9f30028199491e787789ab9472ab21"/>
+    <w:bookmarkStart w:id="21" w:name="X951d154da1cf972ba679b9af006978aa25f86d9"/>
     <w:p>
       <w:pPr>
         <w:pStyle w:val="Heading3"/>
       </w:pPr>
       <w:r>
-        <w:t xml:space="preserve">2. Motivação crítica: a degradação do juízo no espaço público</w:t>
+        <w:t xml:space="preserve">2. Critical Motivation: The Degradation of Judgment in Public Discourse</w:t>
       </w:r>
     </w:p>
     <w:p>
@@ -104,15 +88,15 @@
         <w:pStyle w:val="FirstParagraph"/>
       </w:pPr>
       <w:r>
-        <w:t xml:space="preserve">Vivemos um tempo em que a opinião se sobrepõe à análise, e a emotividade se disfarça de posição. Os debates públicos estão saturados de certezas gritadas e empobrecidos de dúvidas pensadas. Neste cenário, dois caminhos extremos se tornaram norma: ou o comentário leve, emocional e polarizado, ou a fuga para tecnicalidades que mascaram a ausência de pensamento verdadeiro.</w:t>
-      </w:r>
-    </w:p>
-    <w:p>
-      <w:pPr>
-        <w:pStyle w:val="BodyText"/>
-      </w:pPr>
-      <w:r>
-        <w:t xml:space="preserve">A</w:t>
+        <w:t xml:space="preserve">We live in a time where opinion overrides analysis, and emotion disguises itself as position. Public debates are saturated with shouted certainties and impoverished of thoughtful doubts. In this setting, two extremes have become the norm: either light, emotional, and polarized commentary, or an escape into technicalities that mask the absence of true thought.</w:t>
+      </w:r>
+    </w:p>
+    <w:p>
+      <w:pPr>
+        <w:pStyle w:val="BodyText"/>
+      </w:pPr>
+      <w:r>
+        <w:t xml:space="preserve">The</w:t>
       </w:r>
       <w:r>
         <w:t xml:space="preserve"> </w:t>
@@ -122,21 +106,21 @@
           <w:i/>
           <w:iCs/>
         </w:rPr>
-        <w:t xml:space="preserve">Limes Heurística</w:t>
-      </w:r>
-      <w:r>
-        <w:t xml:space="preserve"> </w:t>
-      </w:r>
-      <w:r>
-        <w:t xml:space="preserve">emerge como resposta a este impasse. Parte da recusa tanto do simplismo emocional quanto da tecnocracia desumanizada. Procura restabelecer um espaço de julgamento onde a dúvida não é fraqueza, mas método. Onde a ponderação de fatores substitui o ruído. E onde o ato de comparar hipóteses é um gesto de honestidade intelectual, não de manipulação.</w:t>
-      </w:r>
-    </w:p>
-    <w:p>
-      <w:pPr>
-        <w:pStyle w:val="BodyText"/>
-      </w:pPr>
-      <w:r>
-        <w:t xml:space="preserve">Ao ser aplicada inicialmente num caso altamente polarizado (o processo judicial de Donald Trump), a fórmula mostrou que era possível reconstituir uma ética da decisão mesmo num ambiente saturado de guerra simbólica. Foi criada não por um centro de investigação nem por uma comissão de peritos, mas por um cidadão crítico cansado da desonestidade estrutural que domina o discurso.</w:t>
+        <w:t xml:space="preserve">Limes Heuristic</w:t>
+      </w:r>
+      <w:r>
+        <w:t xml:space="preserve"> </w:t>
+      </w:r>
+      <w:r>
+        <w:t xml:space="preserve">arises as a response to this impasse. It refuses both emotional simplification and dehumanized technocracy. It seeks to restore a space for judgment where doubt is not weakness, but method. Where the weighting of factors replaces noise. And where comparing hypotheses is a gesture of intellectual honesty, not manipulation.</w:t>
+      </w:r>
+    </w:p>
+    <w:p>
+      <w:pPr>
+        <w:pStyle w:val="BodyText"/>
+      </w:pPr>
+      <w:r>
+        <w:t xml:space="preserve">Initially applied to a highly polarized case (the criminal process involving Donald Trump), the formula demonstrated that it was possible to restore an ethics of decision-making even in an environment saturated with symbolic warfare. It was not created by a research center or a panel of experts, but by a critical citizen tired of the structural dishonesty dominating public discourse.</w:t>
       </w:r>
     </w:p>
     <w:p>
@@ -147,13 +131,13 @@
       </w:r>
     </w:p>
     <w:bookmarkEnd w:id="21"/>
-    <w:bookmarkStart w:id="22" w:name="fundamento-filosófico"/>
+    <w:bookmarkStart w:id="22" w:name="philosophical-foundation"/>
     <w:p>
       <w:pPr>
         <w:pStyle w:val="Heading3"/>
       </w:pPr>
       <w:r>
-        <w:t xml:space="preserve">3. Fundamento filosófico</w:t>
+        <w:t xml:space="preserve">3. Philosophical Foundation</w:t>
       </w:r>
     </w:p>
     <w:p>
@@ -161,7 +145,7 @@
         <w:pStyle w:val="FirstParagraph"/>
       </w:pPr>
       <w:r>
-        <w:t xml:space="preserve">A</w:t>
+        <w:t xml:space="preserve">The</w:t>
       </w:r>
       <w:r>
         <w:t xml:space="preserve"> </w:t>
@@ -171,13 +155,13 @@
           <w:i/>
           <w:iCs/>
         </w:rPr>
-        <w:t xml:space="preserve">Limes Heurística</w:t>
-      </w:r>
-      <w:r>
-        <w:t xml:space="preserve"> </w:t>
-      </w:r>
-      <w:r>
-        <w:t xml:space="preserve">não é apenas uma tentativa de formalizar decisões complexas; é uma encenação estrutural de três tensões filosóficas centrais: o saber, o decidir e o ser.</w:t>
+        <w:t xml:space="preserve">Limes Heuristic</w:t>
+      </w:r>
+      <w:r>
+        <w:t xml:space="preserve"> </w:t>
+      </w:r>
+      <w:r>
+        <w:t xml:space="preserve">is not just an attempt to formalize complex decisions; it is a structural staging of three core philosophical tensions: knowing, deciding, and being.</w:t>
       </w:r>
     </w:p>
     <w:p>
@@ -189,13 +173,13 @@
           <w:b/>
           <w:bCs/>
         </w:rPr>
-        <w:t xml:space="preserve">Epistemologia:</w:t>
-      </w:r>
-      <w:r>
-        <w:t xml:space="preserve"> </w:t>
-      </w:r>
-      <w:r>
-        <w:t xml:space="preserve">A fórmula pergunta, em termos práticos,</w:t>
+        <w:t xml:space="preserve">Epistemology:</w:t>
+      </w:r>
+      <w:r>
+        <w:t xml:space="preserve"> </w:t>
+      </w:r>
+      <w:r>
+        <w:t xml:space="preserve">The formula asks, in practical terms,</w:t>
       </w:r>
       <w:r>
         <w:t xml:space="preserve"> </w:t>
@@ -205,13 +189,13 @@
           <w:i/>
           <w:iCs/>
         </w:rPr>
-        <w:t xml:space="preserve">como devemos pesar o que sabemos?</w:t>
-      </w:r>
-      <w:r>
-        <w:t xml:space="preserve"> </w:t>
-      </w:r>
-      <w:r>
-        <w:t xml:space="preserve">Reconhece que todo conhecimento é parcial e, por isso, estrutura o julgamento como um processo comparativo entre hipóteses, com base em evidências não absolutas, mas graduais. Cada fator ( f_{ij} ) traduz uma presença relativa, e cada peso ( w_{ij} ) explicita uma escolha interpretativa.</w:t>
+        <w:t xml:space="preserve">how should we weigh what we know?</w:t>
+      </w:r>
+      <w:r>
+        <w:t xml:space="preserve"> </w:t>
+      </w:r>
+      <w:r>
+        <w:t xml:space="preserve">It recognizes that all knowledge is partial and structures judgment as a comparative process between hypotheses, based on non-absolute but gradual evidence. Each factor ( f_{ij} ) reflects a relative presence, and each weight ( w_{ij} ) reveals an interpretive choice.</w:t>
       </w:r>
     </w:p>
     <w:p>
@@ -223,13 +207,13 @@
           <w:b/>
           <w:bCs/>
         </w:rPr>
-        <w:t xml:space="preserve">Ética da decisão:</w:t>
-      </w:r>
-      <w:r>
-        <w:t xml:space="preserve"> </w:t>
-      </w:r>
-      <w:r>
-        <w:t xml:space="preserve">Ao atribuir pesos diferentes aos fatores, a fórmula implica escolhas normativas: o que importa mais? Qual critério consideramos mais relevante? Cada decisão de peso contém um juízo de valor, mesmo quando parece neutro. A</w:t>
+        <w:t xml:space="preserve">Ethics of Decision:</w:t>
+      </w:r>
+      <w:r>
+        <w:t xml:space="preserve"> </w:t>
+      </w:r>
+      <w:r>
+        <w:t xml:space="preserve">By assigning different weights to factors, the formula involves normative choices: what matters more? Which criteria do we consider more relevant? Each weighting decision carries a value judgment, even when it appears neutral. The</w:t>
       </w:r>
       <w:r>
         <w:t xml:space="preserve"> </w:t>
@@ -239,13 +223,13 @@
           <w:i/>
           <w:iCs/>
         </w:rPr>
-        <w:t xml:space="preserve">Limes Heurística</w:t>
-      </w:r>
-      <w:r>
-        <w:t xml:space="preserve"> </w:t>
-      </w:r>
-      <w:r>
-        <w:t xml:space="preserve">expõe, em vez de esconder, essas escolhas, responsabilizando o decisor pela estrutura ética da sua análise.</w:t>
+        <w:t xml:space="preserve">Limes Heuristic</w:t>
+      </w:r>
+      <w:r>
+        <w:t xml:space="preserve"> </w:t>
+      </w:r>
+      <w:r>
+        <w:t xml:space="preserve">exposes — rather than hides — these choices, holding the decision-maker accountable for the ethical structure of their analysis.</w:t>
       </w:r>
     </w:p>
     <w:p>
@@ -257,21 +241,21 @@
           <w:b/>
           <w:bCs/>
         </w:rPr>
-        <w:t xml:space="preserve">Ontologia implícita:</w:t>
-      </w:r>
-      <w:r>
-        <w:t xml:space="preserve"> </w:t>
-      </w:r>
-      <w:r>
-        <w:t xml:space="preserve">O modelo parte da premissa de que a realidade não se deixa reduzir a uma causa única. Assume que os fenômenos relevantes — especialmente os políticos, institucionais ou judiciais — emergem da interação de múltiplos fatores. Isso desafia as visões monolíticas e convida a pensar o mundo como uma rede de forças concorrentes, onde a verdade é uma composição e não uma revelação simples.</w:t>
-      </w:r>
-    </w:p>
-    <w:p>
-      <w:pPr>
-        <w:pStyle w:val="BodyText"/>
-      </w:pPr>
-      <w:r>
-        <w:t xml:space="preserve">A fórmula não impõe respostas: encena a disputa. Por isso é filosofia com forma matemática.</w:t>
+        <w:t xml:space="preserve">Implicit Ontology:</w:t>
+      </w:r>
+      <w:r>
+        <w:t xml:space="preserve"> </w:t>
+      </w:r>
+      <w:r>
+        <w:t xml:space="preserve">The model assumes that reality cannot be reduced to a single cause. It accepts that relevant phenomena — especially political, institutional, or judicial — emerge from the interaction of multiple factors. This challenges monolithic views and invites us to think of the world as a network of competing forces, where truth is a composition, not a simple revelation.</w:t>
+      </w:r>
+    </w:p>
+    <w:p>
+      <w:pPr>
+        <w:pStyle w:val="BodyText"/>
+      </w:pPr>
+      <w:r>
+        <w:t xml:space="preserve">The formula does not impose answers: it stages the dispute. Thus, it is philosophy with mathematical form.</w:t>
       </w:r>
     </w:p>
     <w:p>
@@ -282,13 +266,13 @@
       </w:r>
     </w:p>
     <w:bookmarkEnd w:id="22"/>
-    <w:bookmarkStart w:id="24" w:name="aplicação-prática-inaugural"/>
+    <w:bookmarkStart w:id="24" w:name="first-practical-application"/>
     <w:p>
       <w:pPr>
         <w:pStyle w:val="Heading3"/>
       </w:pPr>
       <w:r>
-        <w:t xml:space="preserve">4. Aplicação prática inaugural</w:t>
+        <w:t xml:space="preserve">4. First Practical Application</w:t>
       </w:r>
     </w:p>
     <w:p>
@@ -296,7 +280,7 @@
         <w:pStyle w:val="FirstParagraph"/>
       </w:pPr>
       <w:r>
-        <w:t xml:space="preserve">A primeira aplicação pública da</w:t>
+        <w:t xml:space="preserve">The first public application of the</w:t>
       </w:r>
       <w:r>
         <w:t xml:space="preserve"> </w:t>
@@ -306,21 +290,21 @@
           <w:i/>
           <w:iCs/>
         </w:rPr>
-        <w:t xml:space="preserve">Limes Heurística</w:t>
-      </w:r>
-      <w:r>
-        <w:t xml:space="preserve"> </w:t>
-      </w:r>
-      <w:r>
-        <w:t xml:space="preserve">surgiu num dos terrenos mais áridos para o pensamento claro: o julgamento criminal de Donald Trump. Um caso saturado por filtros mediáticos, interesses políticos e afetos tribais.</w:t>
-      </w:r>
-    </w:p>
-    <w:p>
-      <w:pPr>
-        <w:pStyle w:val="BodyText"/>
-      </w:pPr>
-      <w:r>
-        <w:t xml:space="preserve">Diante de duas hipóteses concorrentes —</w:t>
+        <w:t xml:space="preserve">Limes Heuristic</w:t>
+      </w:r>
+      <w:r>
+        <w:t xml:space="preserve"> </w:t>
+      </w:r>
+      <w:r>
+        <w:t xml:space="preserve">occurred in one of the most difficult terrains for clear thinking: the criminal trial of Donald Trump. A case saturated by media filters, political interests, and tribal emotions.</w:t>
+      </w:r>
+    </w:p>
+    <w:p>
+      <w:pPr>
+        <w:pStyle w:val="BodyText"/>
+      </w:pPr>
+      <w:r>
+        <w:t xml:space="preserve">Faced with two competing hypotheses —</w:t>
       </w:r>
       <w:r>
         <w:t xml:space="preserve"> </w:t>
@@ -336,7 +320,7 @@
         <w:t xml:space="preserve"> </w:t>
       </w:r>
       <w:r>
-        <w:t xml:space="preserve">uso instrumental da justiça (</w:t>
+        <w:t xml:space="preserve">instrumental use of justice (</w:t>
       </w:r>
       <w:r>
         <w:rPr>
@@ -346,7 +330,7 @@
         <w:t xml:space="preserve">lawfare</w:t>
       </w:r>
       <w:r>
-        <w:t xml:space="preserve">) e</w:t>
+        <w:t xml:space="preserve">) and</w:t>
       </w:r>
       <w:r>
         <w:t xml:space="preserve"> </w:t>
@@ -362,15 +346,15 @@
         <w:t xml:space="preserve"> </w:t>
       </w:r>
       <w:r>
-        <w:t xml:space="preserve">aplicação legítima do Estado de Direito —, a fórmula permitiu uma análise estrutural baseada em múltiplos fatores (como timing, seletividade, precedentes e perceções públicas), ponderados com pesos racionais.</w:t>
-      </w:r>
-    </w:p>
-    <w:p>
-      <w:pPr>
-        <w:pStyle w:val="BodyText"/>
-      </w:pPr>
-      <w:r>
-        <w:t xml:space="preserve">O resultado não impôs uma verdade, mas revelou um equilíbrio probabilístico mais confiável do que a mera intuição ou o ruído opinativo. Assim, a fórmula funcionou como uma lente crítica sobre um caso exemplar.</w:t>
+        <w:t xml:space="preserve">legitimate application of the rule of law — the formula enabled a structural analysis based on multiple factors (such as timing, selectivity, precedents, and public perceptions), each weighted rationally.</w:t>
+      </w:r>
+    </w:p>
+    <w:p>
+      <w:pPr>
+        <w:pStyle w:val="BodyText"/>
+      </w:pPr>
+      <w:r>
+        <w:t xml:space="preserve">The result did not impose a truth but revealed a more reliable probabilistic balance than mere intuition or opinion noise. Thus, the formula functioned as a critical lens on a paradigmatic case.</w:t>
       </w:r>
     </w:p>
     <w:p>
@@ -388,13 +372,13 @@
           <w:b/>
           <w:bCs/>
         </w:rPr>
-        <w:t xml:space="preserve">Resumo do estudo completo:</w:t>
-      </w:r>
-      <w:r>
-        <w:t xml:space="preserve"> </w:t>
-      </w:r>
-      <w:r>
-        <w:t xml:space="preserve">&gt; No estudo integral, acessível em:</w:t>
+        <w:t xml:space="preserve">Summary of the full study:</w:t>
+      </w:r>
+      <w:r>
+        <w:t xml:space="preserve"> </w:t>
+      </w:r>
+      <w:r>
+        <w:t xml:space="preserve">&gt; In the full study, available at:</w:t>
       </w:r>
       <w:r>
         <w:t xml:space="preserve"> </w:t>
@@ -414,7 +398,7 @@
         </w:r>
       </w:hyperlink>
       <w:r>
-        <w:t xml:space="preserve">, desenvolve-se em detalhe a aplicação da fórmula, com a explicitação dos fatores considerados, justificação dos pesos atribuídos, e a análise final dos resultados.</w:t>
+        <w:t xml:space="preserve">, the application of the formula is developed in detail, including the factors considered, justification of the weights assigned, and final analysis of the results.</w:t>
       </w:r>
       <w:r>
         <w:t xml:space="preserve"> </w:t>
@@ -426,15 +410,15 @@
         <w:t xml:space="preserve"> </w:t>
       </w:r>
       <w:r>
-        <w:t xml:space="preserve">&gt; O texto também reflete sobre os limites do modelo e propõe um caminho aberto para que outros, com diferentes valores ou contextos, possam replicar ou adaptar a heurística.</w:t>
-      </w:r>
-    </w:p>
-    <w:p>
-      <w:pPr>
-        <w:pStyle w:val="BodyText"/>
-      </w:pPr>
-      <w:r>
-        <w:t xml:space="preserve">A</w:t>
+        <w:t xml:space="preserve">&gt; The text also reflects on the model’s limitations and proposes an open path for others, with different values or contexts, to replicate or adapt the heuristic.</w:t>
+      </w:r>
+    </w:p>
+    <w:p>
+      <w:pPr>
+        <w:pStyle w:val="BodyText"/>
+      </w:pPr>
+      <w:r>
+        <w:t xml:space="preserve">The</w:t>
       </w:r>
       <w:r>
         <w:t xml:space="preserve"> </w:t>
@@ -444,13 +428,13 @@
           <w:i/>
           <w:iCs/>
         </w:rPr>
-        <w:t xml:space="preserve">Limes Heurística</w:t>
-      </w:r>
-      <w:r>
-        <w:t xml:space="preserve"> </w:t>
-      </w:r>
-      <w:r>
-        <w:t xml:space="preserve">é, acima de tudo, um convite à reconstrução crítica num tempo de certezas gritadas.</w:t>
+        <w:t xml:space="preserve">Limes Heuristic</w:t>
+      </w:r>
+      <w:r>
+        <w:t xml:space="preserve"> </w:t>
+      </w:r>
+      <w:r>
+        <w:t xml:space="preserve">is, above all, an invitation to critical reconstruction in a time of shouted certainties.</w:t>
       </w:r>
     </w:p>
     <w:p>
@@ -461,13 +445,13 @@
       </w:r>
     </w:p>
     <w:bookmarkEnd w:id="24"/>
-    <w:bookmarkStart w:id="25" w:name="estrutura-técnica-da-fórmula"/>
+    <w:bookmarkStart w:id="25" w:name="technical-structure-of-the-formula"/>
     <w:p>
       <w:pPr>
         <w:pStyle w:val="Heading3"/>
       </w:pPr>
       <w:r>
-        <w:t xml:space="preserve">5. Estrutura técnica da fórmula</w:t>
+        <w:t xml:space="preserve">5. Technical Structure of the Formula</w:t>
       </w:r>
     </w:p>
     <w:p>
@@ -475,7 +459,7 @@
         <w:pStyle w:val="FirstParagraph"/>
       </w:pPr>
       <w:r>
-        <w:t xml:space="preserve">A fórmula central da</w:t>
+        <w:t xml:space="preserve">The central formula of the</w:t>
       </w:r>
       <w:r>
         <w:t xml:space="preserve"> </w:t>
@@ -485,13 +469,13 @@
           <w:i/>
           <w:iCs/>
         </w:rPr>
-        <w:t xml:space="preserve">Limes Heurística</w:t>
-      </w:r>
-      <w:r>
-        <w:t xml:space="preserve"> </w:t>
-      </w:r>
-      <w:r>
-        <w:t xml:space="preserve">é:</w:t>
+        <w:t xml:space="preserve">Limes Heuristic</w:t>
+      </w:r>
+      <w:r>
+        <w:t xml:space="preserve"> </w:t>
+      </w:r>
+      <w:r>
+        <w:t xml:space="preserve">is:</w:t>
       </w:r>
     </w:p>
     <w:p>
@@ -526,13 +510,13 @@
           <w:b/>
           <w:bCs/>
         </w:rPr>
-        <w:t xml:space="preserve">Onde:</w:t>
-      </w:r>
-      <w:r>
-        <w:t xml:space="preserve"> </w:t>
-      </w:r>
-      <w:r>
-        <w:t xml:space="preserve">- ( P(H_i) ) é a probabilidade relativa atribuída à hipótese ( H_i );</w:t>
+        <w:t xml:space="preserve">Where:</w:t>
+      </w:r>
+      <w:r>
+        <w:t xml:space="preserve"> </w:t>
+      </w:r>
+      <w:r>
+        <w:t xml:space="preserve">- ( P(H_i) ) is the relative probability assigned to hypothesis ( H_i );</w:t>
       </w:r>
       <w:r>
         <w:t xml:space="preserve"> </w:t>
@@ -544,7 +528,7 @@
         <w:t xml:space="preserve"> </w:t>
       </w:r>
       <w:r>
-        <w:t xml:space="preserve">) representa a presença (ou intensidade relativa) do fator ( j ) na hipótese ( i );</w:t>
+        <w:t xml:space="preserve">) represents the presence (or relative intensity) of factor ( j ) in hypothesis ( i );</w:t>
       </w:r>
       <w:r>
         <w:t xml:space="preserve"> </w:t>
@@ -556,13 +540,13 @@
         <w:t xml:space="preserve"> </w:t>
       </w:r>
       <w:r>
-        <w:t xml:space="preserve">) é o peso atribuído a esse fator dentro da hipótese, refletindo a sua importância relativa;</w:t>
-      </w:r>
-      <w:r>
-        <w:t xml:space="preserve"> </w:t>
-      </w:r>
-      <w:r>
-        <w:t xml:space="preserve">- ( n ) é o número total de fatores considerados relevantes para a disputa entre hipóteses.</w:t>
+        <w:t xml:space="preserve">) is the weight assigned to that factor within the hypothesis, reflecting its relative importance;</w:t>
+      </w:r>
+      <w:r>
+        <w:t xml:space="preserve"> </w:t>
+      </w:r>
+      <w:r>
+        <w:t xml:space="preserve">- ( n ) is the total number of relevant factors considered in the hypothesis dispute.</w:t>
       </w:r>
     </w:p>
     <w:p>
@@ -574,29 +558,29 @@
           <w:b/>
           <w:bCs/>
         </w:rPr>
-        <w:t xml:space="preserve">Interpretação:</w:t>
-      </w:r>
-      <w:r>
-        <w:t xml:space="preserve"> </w:t>
-      </w:r>
-      <w:r>
-        <w:t xml:space="preserve">O numerador da fração agrega os fatores que favorecem uma hipótese específica, ponderando cada um segundo a sua importância. O denominador, por sua vez, compara essa soma com a soma total de todos os fatores para ambas as hipóteses em disputa. Trata-se de uma normalização distributiva.</w:t>
-      </w:r>
-    </w:p>
-    <w:p>
-      <w:pPr>
-        <w:pStyle w:val="BodyText"/>
-      </w:pPr>
-      <w:r>
-        <w:t xml:space="preserve">Esta estrutura não é apenas funcional: tem densidade filosófica. O somatório duplo espelha uma conceção de equidade entre hipóteses. Nenhuma é avaliada no vazio. Todas se confrontam com os mesmos critérios, e os pesos atribuídos são explicitados — nunca implícitos. A transparência estrutural torna o modelo resistente à manipulação dogmática e propício à reavaliação por diferentes sujeitos críticos.</w:t>
-      </w:r>
-    </w:p>
-    <w:p>
-      <w:pPr>
-        <w:pStyle w:val="BodyText"/>
-      </w:pPr>
-      <w:r>
-        <w:t xml:space="preserve">Assim, mesmo em cenários de incerteza e parcialidade, a</w:t>
+        <w:t xml:space="preserve">Interpretation:</w:t>
+      </w:r>
+      <w:r>
+        <w:t xml:space="preserve"> </w:t>
+      </w:r>
+      <w:r>
+        <w:t xml:space="preserve">The numerator aggregates the factors favoring a specific hypothesis, weighting each by its importance. The denominator compares this sum with the total sum of all factors for both competing hypotheses. It is a distributive normalization.</w:t>
+      </w:r>
+    </w:p>
+    <w:p>
+      <w:pPr>
+        <w:pStyle w:val="BodyText"/>
+      </w:pPr>
+      <w:r>
+        <w:t xml:space="preserve">This structure is not merely functional: it has philosophical depth. The double summation reflects a concept of equity between hypotheses. None are evaluated in isolation. All are tested against the same criteria, and the weights are made explicit — never hidden. This structural transparency makes the model resistant to dogmatic manipulation and suitable for reevaluation by different critical subjects.</w:t>
+      </w:r>
+    </w:p>
+    <w:p>
+      <w:pPr>
+        <w:pStyle w:val="BodyText"/>
+      </w:pPr>
+      <w:r>
+        <w:t xml:space="preserve">Thus, even in scenarios of uncertainty and partiality, the</w:t>
       </w:r>
       <w:r>
         <w:t xml:space="preserve"> </w:t>
@@ -606,13 +590,13 @@
           <w:i/>
           <w:iCs/>
         </w:rPr>
-        <w:t xml:space="preserve">Limes Heurística</w:t>
-      </w:r>
-      <w:r>
-        <w:t xml:space="preserve"> </w:t>
-      </w:r>
-      <w:r>
-        <w:t xml:space="preserve">permite uma aproximação probabilística que é, simultaneamente, técnica e ética.</w:t>
+        <w:t xml:space="preserve">Limes Heuristic</w:t>
+      </w:r>
+      <w:r>
+        <w:t xml:space="preserve"> </w:t>
+      </w:r>
+      <w:r>
+        <w:t xml:space="preserve">allows a probabilistic approximation that is both technical and ethical.</w:t>
       </w:r>
     </w:p>
     <w:p>
@@ -623,13 +607,13 @@
       </w:r>
     </w:p>
     <w:bookmarkEnd w:id="25"/>
-    <w:bookmarkStart w:id="26" w:name="limites-e-potencial-evolutivo"/>
+    <w:bookmarkStart w:id="26" w:name="limits-and-evolutionary-potential"/>
     <w:p>
       <w:pPr>
         <w:pStyle w:val="Heading3"/>
       </w:pPr>
       <w:r>
-        <w:t xml:space="preserve">6. Limites e potencial evolutivo</w:t>
+        <w:t xml:space="preserve">6. Limits and Evolutionary Potential</w:t>
       </w:r>
     </w:p>
     <w:p>
@@ -637,7 +621,7 @@
         <w:pStyle w:val="FirstParagraph"/>
       </w:pPr>
       <w:r>
-        <w:t xml:space="preserve">A</w:t>
+        <w:t xml:space="preserve">The</w:t>
       </w:r>
       <w:r>
         <w:t xml:space="preserve"> </w:t>
@@ -647,13 +631,13 @@
           <w:i/>
           <w:iCs/>
         </w:rPr>
-        <w:t xml:space="preserve">Limes Heurística</w:t>
-      </w:r>
-      <w:r>
-        <w:t xml:space="preserve"> </w:t>
-      </w:r>
-      <w:r>
-        <w:t xml:space="preserve">não é um oráculo — é um instrumento. E como todo instrumento, tem limitações inerentes que precisam de ser reconhecidas para que o seu uso não descambe em ilusão de rigor.</w:t>
+        <w:t xml:space="preserve">Limes Heuristic</w:t>
+      </w:r>
+      <w:r>
+        <w:t xml:space="preserve"> </w:t>
+      </w:r>
+      <w:r>
+        <w:t xml:space="preserve">is not an oracle — it is a tool. And like any tool, it has inherent limitations that must be acknowledged so that its use does not devolve into the illusion of precision.</w:t>
       </w:r>
     </w:p>
     <w:p>
@@ -665,25 +649,25 @@
           <w:b/>
           <w:bCs/>
         </w:rPr>
-        <w:t xml:space="preserve">Subjetividade na atribuição de pesos:</w:t>
+        <w:t xml:space="preserve">Subjectivity in weight assignment:</w:t>
       </w:r>
       <w:r>
         <w:br/>
       </w:r>
       <w:r>
-        <w:t xml:space="preserve">Os valores atribuídos aos pesos ( w_{ij} ) refletem juízos normativos do analista. Apesar de serem declarados e justificados, não deixam de conter subjetividade. Em ambientes politicamente tensos, a escolha do que</w:t>
-      </w:r>
-      <w:r>
-        <w:t xml:space="preserve"> </w:t>
-      </w:r>
-      <w:r>
-        <w:t xml:space="preserve">“pesa mais”</w:t>
-      </w:r>
-      <w:r>
-        <w:t xml:space="preserve"> </w:t>
-      </w:r>
-      <w:r>
-        <w:t xml:space="preserve">é sempre uma tomada de posição, mesmo que racional. A fórmula não resolve esse dilema, apenas o torna visível.</w:t>
+        <w:t xml:space="preserve">The values assigned to weights ( w_{ij} ) reflect the analyst’s normative judgments. Though declared and justified, they remain subjective. In politically tense environments, choosing what</w:t>
+      </w:r>
+      <w:r>
+        <w:t xml:space="preserve"> </w:t>
+      </w:r>
+      <w:r>
+        <w:t xml:space="preserve">“matters most”</w:t>
+      </w:r>
+      <w:r>
+        <w:t xml:space="preserve"> </w:t>
+      </w:r>
+      <w:r>
+        <w:t xml:space="preserve">is always a positioning act, even if rational. The formula does not solve this dilemma, but it makes it visible.</w:t>
       </w:r>
     </w:p>
     <w:p>
@@ -695,13 +679,13 @@
           <w:b/>
           <w:bCs/>
         </w:rPr>
-        <w:t xml:space="preserve">Dependência da qualidade dos fatores:</w:t>
+        <w:t xml:space="preserve">Dependence on factor quality:</w:t>
       </w:r>
       <w:r>
         <w:br/>
       </w:r>
       <w:r>
-        <w:t xml:space="preserve">A relevância dos resultados depende da pertinência e qualidade dos fatores ( f_{ij} ) considerados. Um modelo mal estruturado — com critérios irrelevantes ou enviesados — produzirá resultados enganadores. Por isso, a</w:t>
+        <w:t xml:space="preserve">The relevance of the results depends on the pertinence and quality of the factors ( f_{ij} ) considered. A poorly structured model — with irrelevant or biased criteria — will produce misleading outcomes. Thus, the</w:t>
       </w:r>
       <w:r>
         <w:t xml:space="preserve"> </w:t>
@@ -711,13 +695,13 @@
           <w:i/>
           <w:iCs/>
         </w:rPr>
-        <w:t xml:space="preserve">Limes Heurística</w:t>
-      </w:r>
-      <w:r>
-        <w:t xml:space="preserve"> </w:t>
-      </w:r>
-      <w:r>
-        <w:t xml:space="preserve">exige não só técnica, mas também discernimento crítico na definição do campo de análise.</w:t>
+        <w:t xml:space="preserve">Limes Heuristic</w:t>
+      </w:r>
+      <w:r>
+        <w:t xml:space="preserve"> </w:t>
+      </w:r>
+      <w:r>
+        <w:t xml:space="preserve">demands not only technique, but critical discernment in defining the field of analysis.</w:t>
       </w:r>
     </w:p>
     <w:p>
@@ -729,13 +713,13 @@
           <w:b/>
           <w:bCs/>
         </w:rPr>
-        <w:t xml:space="preserve">Não é preditiva, é distributiva:</w:t>
+        <w:t xml:space="preserve">Not predictive, but distributive:</w:t>
       </w:r>
       <w:r>
         <w:br/>
       </w:r>
       <w:r>
-        <w:t xml:space="preserve">O modelo não prevê o futuro nem determina causalidade. Apenas distribui plausibilidade entre hipóteses com base num conjunto de critérios em disputa. É, portanto, mais útil como lente crítica do que como ferramenta de antecipação.</w:t>
+        <w:t xml:space="preserve">The model does not predict the future or determine causality. It only distributes plausibility among hypotheses based on a set of contested criteria. It is therefore more useful as a critical lens than a forecasting tool.</w:t>
       </w:r>
     </w:p>
     <w:p>
@@ -747,22 +731,25 @@
           <w:b/>
           <w:bCs/>
         </w:rPr>
-        <w:t xml:space="preserve">Sensível ao ruído e à escassez de dados empíricos:</w:t>
+        <w:t xml:space="preserve">Sensitive to noise and lack of empirical data:</w:t>
       </w:r>
       <w:r>
         <w:br/>
       </w:r>
       <w:r>
-        <w:t xml:space="preserve">Em contextos onde os dados são escassos, contraditórios ou simbólicos (como no campo político-judicial), a heurística funciona com aproximações. Isso exige humildade interpretativa: o resultado não é</w:t>
-      </w:r>
-      <w:r>
-        <w:t xml:space="preserve"> </w:t>
-      </w:r>
-      <w:r>
-        <w:t xml:space="preserve">“a verdade”</w:t>
-      </w:r>
-      <w:r>
-        <w:t xml:space="preserve">, mas um grau de confiança relativa — ajustável com o tempo ou com novas evidências.</w:t>
+        <w:t xml:space="preserve">In contexts where data is scarce, contradictory, or symbolic (such as in political or judicial fields), the heuristic operates through approximations. This demands interpretive humility: the result is not</w:t>
+      </w:r>
+      <w:r>
+        <w:t xml:space="preserve"> </w:t>
+      </w:r>
+      <w:r>
+        <w:t xml:space="preserve">“the truth,”</w:t>
+      </w:r>
+      <w:r>
+        <w:t xml:space="preserve"> </w:t>
+      </w:r>
+      <w:r>
+        <w:t xml:space="preserve">but a degree of relative confidence — adjustable over time or with new evidence.</w:t>
       </w:r>
     </w:p>
     <w:p>
@@ -774,39 +761,39 @@
           <w:b/>
           <w:bCs/>
         </w:rPr>
-        <w:t xml:space="preserve">Potencial evolutivo:</w:t>
+        <w:t xml:space="preserve">Evolutionary potential:</w:t>
       </w:r>
       <w:r>
         <w:br/>
       </w:r>
       <w:r>
-        <w:t xml:space="preserve">Apesar dos limites, o modelo tem potencial de extensão. Pode ser adaptado:</w:t>
-      </w:r>
-      <w:r>
-        <w:t xml:space="preserve"> </w:t>
-      </w:r>
-      <w:r>
-        <w:t xml:space="preserve">- a contextos com mais de duas hipóteses;</w:t>
-      </w:r>
-      <w:r>
-        <w:t xml:space="preserve"> </w:t>
-      </w:r>
-      <w:r>
-        <w:t xml:space="preserve">- a sistemas de decisão coletiva (com múltiplos analistas);</w:t>
-      </w:r>
-      <w:r>
-        <w:t xml:space="preserve"> </w:t>
-      </w:r>
-      <w:r>
-        <w:t xml:space="preserve">- a ambientes institucionais, como auditorias éticas, análises jurídicas ou críticas mediáticas.</w:t>
-      </w:r>
-    </w:p>
-    <w:p>
-      <w:pPr>
-        <w:pStyle w:val="BodyText"/>
-      </w:pPr>
-      <w:r>
-        <w:t xml:space="preserve">Cada adaptação exigirá revisão dos pesos, escalas e estruturas. Mas o núcleo permanece: a disputa ponderada entre hipóteses num campo de forças estruturado.</w:t>
+        <w:t xml:space="preserve">Despite its limits, the model has room for extension. It can be adapted:</w:t>
+      </w:r>
+      <w:r>
+        <w:t xml:space="preserve"> </w:t>
+      </w:r>
+      <w:r>
+        <w:t xml:space="preserve">- to contexts with more than two hypotheses;</w:t>
+      </w:r>
+      <w:r>
+        <w:t xml:space="preserve"> </w:t>
+      </w:r>
+      <w:r>
+        <w:t xml:space="preserve">- to collective decision-making systems (with multiple analysts);</w:t>
+      </w:r>
+      <w:r>
+        <w:t xml:space="preserve"> </w:t>
+      </w:r>
+      <w:r>
+        <w:t xml:space="preserve">- to institutional environments, such as ethical audits, legal analyses, or media criticism.</w:t>
+      </w:r>
+    </w:p>
+    <w:p>
+      <w:pPr>
+        <w:pStyle w:val="BodyText"/>
+      </w:pPr>
+      <w:r>
+        <w:t xml:space="preserve">Each adaptation will require a review of weights, scales, and structures. But the core remains: the weighted dispute between hypotheses within a structured field of forces.</w:t>
       </w:r>
     </w:p>
     <w:p>
@@ -817,13 +804,13 @@
       </w:r>
     </w:p>
     <w:bookmarkEnd w:id="26"/>
-    <w:bookmarkStart w:id="31" w:name="X861cf301b32f953d28bd80aa466db41a4a46276"/>
+    <w:bookmarkStart w:id="31" w:name="Xee019b01845915774b079b44fcb19f4f966c8e4"/>
     <w:p>
       <w:pPr>
         <w:pStyle w:val="Heading3"/>
       </w:pPr>
       <w:r>
-        <w:t xml:space="preserve">7. Vida autónoma da fórmula: resistência replicável</w:t>
+        <w:t xml:space="preserve">7. Independent Life of the Formula: Replicable Resistance</w:t>
       </w:r>
     </w:p>
     <w:p>
@@ -831,7 +818,7 @@
         <w:pStyle w:val="FirstParagraph"/>
       </w:pPr>
       <w:r>
-        <w:t xml:space="preserve">A</w:t>
+        <w:t xml:space="preserve">The</w:t>
       </w:r>
       <w:r>
         <w:t xml:space="preserve"> </w:t>
@@ -841,37 +828,37 @@
           <w:i/>
           <w:iCs/>
         </w:rPr>
-        <w:t xml:space="preserve">Limes Heurística</w:t>
-      </w:r>
-      <w:r>
-        <w:t xml:space="preserve"> </w:t>
-      </w:r>
-      <w:r>
-        <w:t xml:space="preserve">nasceu de um conflito — e é no conflito que revela todo o seu potencial. Foi criada para pensar com rigor num ambiente intoxicado pela manipulação, pela retórica emocional e pela guerra simbólica. Mas desde então, a fórmula começou a adquirir uma vida própria.</w:t>
-      </w:r>
-    </w:p>
-    <w:p>
-      <w:pPr>
-        <w:pStyle w:val="BodyText"/>
-      </w:pPr>
-      <w:r>
-        <w:t xml:space="preserve">Mais do que um uso isolado, começa a ser vista como uma proposta estrutural de resistência intelectual. A sua força está na replicabilidade: qualquer pessoa, em qualquer contexto onde duas ou mais hipóteses disputem legitimidade, pode aplicá-la — desde que o faça com clareza, responsabilidade e transparência nas escolhas.</w:t>
-      </w:r>
-    </w:p>
-    <w:p>
-      <w:pPr>
-        <w:pStyle w:val="BodyText"/>
-      </w:pPr>
-      <w:r>
-        <w:t xml:space="preserve">A fórmula não exige uma formação académica formal. Exige apenas a coragem de pensar com método.</w:t>
-      </w:r>
-    </w:p>
-    <w:p>
-      <w:pPr>
-        <w:pStyle w:val="BodyText"/>
-      </w:pPr>
-      <w:r>
-        <w:t xml:space="preserve">É esse o seu gesto político: descentralizar o juízo crítico, oferecer uma linguagem comum a decisores, analistas ou cidadãos atentos. Ao tornar visível a estrutura das nossas escolhas, a</w:t>
+        <w:t xml:space="preserve">Limes Heuristic</w:t>
+      </w:r>
+      <w:r>
+        <w:t xml:space="preserve"> </w:t>
+      </w:r>
+      <w:r>
+        <w:t xml:space="preserve">was born of conflict — and it is in conflict that it reveals its full potential. It was created to think rigorously in an environment poisoned by manipulation, emotional rhetoric, and symbolic warfare. But since then, the formula has begun to acquire a life of its own.</w:t>
+      </w:r>
+    </w:p>
+    <w:p>
+      <w:pPr>
+        <w:pStyle w:val="BodyText"/>
+      </w:pPr>
+      <w:r>
+        <w:t xml:space="preserve">More than an isolated use, it is increasingly seen as a structural proposal for intellectual resistance. Its strength lies in replicability: anyone, in any context where two or more hypotheses compete for legitimacy, can apply it — provided they do so with clarity, responsibility, and transparency in their choices.</w:t>
+      </w:r>
+    </w:p>
+    <w:p>
+      <w:pPr>
+        <w:pStyle w:val="BodyText"/>
+      </w:pPr>
+      <w:r>
+        <w:t xml:space="preserve">The formula does not require formal academic training. It only requires the courage to think methodically.</w:t>
+      </w:r>
+    </w:p>
+    <w:p>
+      <w:pPr>
+        <w:pStyle w:val="BodyText"/>
+      </w:pPr>
+      <w:r>
+        <w:t xml:space="preserve">That is its political gesture: to decentralize critical judgment, offering a common language to decision-makers, analysts, or attentive citizens. By making the structure of our choices visible, the</w:t>
       </w:r>
       <w:r>
         <w:t xml:space="preserve"> </w:t>
@@ -881,13 +868,13 @@
           <w:i/>
           <w:iCs/>
         </w:rPr>
-        <w:t xml:space="preserve">Limes Heurística</w:t>
-      </w:r>
-      <w:r>
-        <w:t xml:space="preserve"> </w:t>
-      </w:r>
-      <w:r>
-        <w:t xml:space="preserve">devolve-nos a dignidade do pensamento. Mesmo quando tudo em volta empurra para o ruído.</w:t>
+        <w:t xml:space="preserve">Limes Heuristic</w:t>
+      </w:r>
+      <w:r>
+        <w:t xml:space="preserve"> </w:t>
+      </w:r>
+      <w:r>
+        <w:t xml:space="preserve">restores the dignity of thought. Even when everything around us pushes toward noise.</w:t>
       </w:r>
     </w:p>
     <w:p>
@@ -928,7 +915,7 @@
         <w:pStyle w:val="BodyText"/>
       </w:pPr>
       <w:r>
-        <w:t xml:space="preserve">📎 Publicado também em:</w:t>
+        <w:t xml:space="preserve">📎 Also published at:</w:t>
       </w:r>
       <w:r>
         <w:t xml:space="preserve"> </w:t>
